--- a/downloads/student/Unit 01/Handout 01.03 - What Would You Do Scenarios.docx
+++ b/downloads/student/Unit 01/Handout 01.03 - What Would You Do Scenarios.docx
@@ -223,15 +223,15 @@
       <w:r>
         <w:t xml:space="preserve">Every answer has three lines:</w:t>
       </w:r>
-      <w:r>
-        <w:t xml:space="preserve"> </w:t>
-      </w:r>
-      <w:r>
-        <w:t xml:space="preserve">1.</w:t>
-      </w:r>
-      <w:r>
-        <w:t xml:space="preserve"> </w:t>
-      </w:r>
+    </w:p>
+    <w:p>
+      <w:pPr>
+        <w:numPr>
+          <w:ilvl w:val="0"/>
+          <w:numId w:val="1003"/>
+        </w:numPr>
+        <w:pStyle w:val="Compact"/>
+      </w:pPr>
       <w:r>
         <w:rPr>
           <w:b/>
@@ -244,15 +244,15 @@
       <w:r>
         <w:t xml:space="preserve">What do you do about the thing that is dangerous?</w:t>
       </w:r>
-      <w:r>
-        <w:t xml:space="preserve"> </w:t>
-      </w:r>
-      <w:r>
-        <w:t xml:space="preserve">2.</w:t>
-      </w:r>
-      <w:r>
-        <w:t xml:space="preserve"> </w:t>
-      </w:r>
+    </w:p>
+    <w:p>
+      <w:pPr>
+        <w:numPr>
+          <w:ilvl w:val="0"/>
+          <w:numId w:val="1003"/>
+        </w:numPr>
+        <w:pStyle w:val="Compact"/>
+      </w:pPr>
       <w:r>
         <w:rPr>
           <w:b/>
@@ -265,15 +265,15 @@
       <w:r>
         <w:t xml:space="preserve">What do you do for anyone hurt? (If nobody is hurt, say so.)</w:t>
       </w:r>
-      <w:r>
-        <w:t xml:space="preserve"> </w:t>
-      </w:r>
-      <w:r>
-        <w:t xml:space="preserve">3.</w:t>
-      </w:r>
-      <w:r>
-        <w:t xml:space="preserve"> </w:t>
-      </w:r>
+    </w:p>
+    <w:p>
+      <w:pPr>
+        <w:numPr>
+          <w:ilvl w:val="0"/>
+          <w:numId w:val="1003"/>
+        </w:numPr>
+        <w:pStyle w:val="Compact"/>
+      </w:pPr>
       <w:r>
         <w:rPr>
           <w:b/>
@@ -1183,6 +1183,36 @@
     </w:lvlOverride>
   </w:num>
   <w:num w:numId="1002">
+    <w:abstractNumId w:val="99411"/>
+    <w:lvlOverride w:ilvl="0">
+      <w:startOverride w:val="1"/>
+    </w:lvlOverride>
+    <w:lvlOverride w:ilvl="1">
+      <w:startOverride w:val="1"/>
+    </w:lvlOverride>
+    <w:lvlOverride w:ilvl="2">
+      <w:startOverride w:val="1"/>
+    </w:lvlOverride>
+    <w:lvlOverride w:ilvl="3">
+      <w:startOverride w:val="1"/>
+    </w:lvlOverride>
+    <w:lvlOverride w:ilvl="4">
+      <w:startOverride w:val="1"/>
+    </w:lvlOverride>
+    <w:lvlOverride w:ilvl="5">
+      <w:startOverride w:val="1"/>
+    </w:lvlOverride>
+    <w:lvlOverride w:ilvl="6">
+      <w:startOverride w:val="1"/>
+    </w:lvlOverride>
+    <w:lvlOverride w:ilvl="7">
+      <w:startOverride w:val="1"/>
+    </w:lvlOverride>
+    <w:lvlOverride w:ilvl="8">
+      <w:startOverride w:val="1"/>
+    </w:lvlOverride>
+  </w:num>
+  <w:num w:numId="1003">
     <w:abstractNumId w:val="99411"/>
     <w:lvlOverride w:ilvl="0">
       <w:startOverride w:val="1"/>
